--- a/docs/Assignment_1_Team_Charter_and_Board 1508.docx
+++ b/docs/Assignment_1_Team_Charter_and_Board 1508.docx
@@ -755,9 +755,6 @@
     <w:p>
       <w:pPr>
         <w:pStyle w:val="BodyText"/>
-        <w:rPr>
-          <w:rFonts w:ascii="Times New Roman" w:hAnsi="Times New Roman" w:cs="Times New Roman"/>
-        </w:rPr>
       </w:pPr>
       <w:hyperlink r:id="rId5" w:history="1">
         <w:r>
@@ -768,6 +765,14 @@
           <w:t>https://github.com/ssteve221/group109-project.git</w:t>
         </w:r>
       </w:hyperlink>
+    </w:p>
+    <w:p>
+      <w:pPr>
+        <w:pStyle w:val="BodyText"/>
+        <w:rPr>
+          <w:rFonts w:ascii="Times New Roman" w:hAnsi="Times New Roman" w:cs="Times New Roman"/>
+        </w:rPr>
+      </w:pPr>
     </w:p>
     <w:p>
       <w:pPr>
@@ -811,12 +816,6 @@
         <w:gridCol w:w="3256"/>
       </w:tblGrid>
       <w:tr>
-        <w:tblPrEx>
-          <w:tblCellMar>
-            <w:top w:w="0" w:type="dxa"/>
-            <w:bottom w:w="0" w:type="dxa"/>
-          </w:tblCellMar>
-        </w:tblPrEx>
         <w:trPr>
           <w:tblHeader/>
         </w:trPr>
@@ -972,12 +971,6 @@
         </w:tc>
       </w:tr>
       <w:tr>
-        <w:tblPrEx>
-          <w:tblCellMar>
-            <w:top w:w="0" w:type="dxa"/>
-            <w:bottom w:w="0" w:type="dxa"/>
-          </w:tblCellMar>
-        </w:tblPrEx>
         <w:tc>
           <w:tcPr>
             <w:tcW w:w="400" w:type="dxa"/>
@@ -1115,12 +1108,6 @@
         </w:tc>
       </w:tr>
       <w:tr>
-        <w:tblPrEx>
-          <w:tblCellMar>
-            <w:top w:w="0" w:type="dxa"/>
-            <w:bottom w:w="0" w:type="dxa"/>
-          </w:tblCellMar>
-        </w:tblPrEx>
         <w:tc>
           <w:tcPr>
             <w:tcW w:w="400" w:type="dxa"/>
@@ -1258,12 +1245,6 @@
         </w:tc>
       </w:tr>
       <w:tr>
-        <w:tblPrEx>
-          <w:tblCellMar>
-            <w:top w:w="0" w:type="dxa"/>
-            <w:bottom w:w="0" w:type="dxa"/>
-          </w:tblCellMar>
-        </w:tblPrEx>
         <w:tc>
           <w:tcPr>
             <w:tcW w:w="400" w:type="dxa"/>
@@ -1401,12 +1382,6 @@
         </w:tc>
       </w:tr>
       <w:tr>
-        <w:tblPrEx>
-          <w:tblCellMar>
-            <w:top w:w="0" w:type="dxa"/>
-            <w:bottom w:w="0" w:type="dxa"/>
-          </w:tblCellMar>
-        </w:tblPrEx>
         <w:tc>
           <w:tcPr>
             <w:tcW w:w="400" w:type="dxa"/>
@@ -1544,12 +1519,6 @@
         </w:tc>
       </w:tr>
       <w:tr>
-        <w:tblPrEx>
-          <w:tblCellMar>
-            <w:top w:w="0" w:type="dxa"/>
-            <w:bottom w:w="0" w:type="dxa"/>
-          </w:tblCellMar>
-        </w:tblPrEx>
         <w:tc>
           <w:tcPr>
             <w:tcW w:w="400" w:type="dxa"/>
@@ -1687,12 +1656,6 @@
         </w:tc>
       </w:tr>
       <w:tr>
-        <w:tblPrEx>
-          <w:tblCellMar>
-            <w:top w:w="0" w:type="dxa"/>
-            <w:bottom w:w="0" w:type="dxa"/>
-          </w:tblCellMar>
-        </w:tblPrEx>
         <w:tc>
           <w:tcPr>
             <w:tcW w:w="400" w:type="dxa"/>
@@ -1830,12 +1793,6 @@
         </w:tc>
       </w:tr>
       <w:tr>
-        <w:tblPrEx>
-          <w:tblCellMar>
-            <w:top w:w="0" w:type="dxa"/>
-            <w:bottom w:w="0" w:type="dxa"/>
-          </w:tblCellMar>
-        </w:tblPrEx>
         <w:tc>
           <w:tcPr>
             <w:tcW w:w="400" w:type="dxa"/>
@@ -1973,12 +1930,6 @@
         </w:tc>
       </w:tr>
       <w:tr>
-        <w:tblPrEx>
-          <w:tblCellMar>
-            <w:top w:w="0" w:type="dxa"/>
-            <w:bottom w:w="0" w:type="dxa"/>
-          </w:tblCellMar>
-        </w:tblPrEx>
         <w:tc>
           <w:tcPr>
             <w:tcW w:w="400" w:type="dxa"/>
@@ -2002,6 +1953,7 @@
                 <w:sz w:val="24"/>
                 <w:szCs w:val="24"/>
               </w:rPr>
+              <w:lastRenderedPageBreak/>
               <w:t>8</w:t>
             </w:r>
           </w:p>
@@ -2116,12 +2068,6 @@
         </w:tc>
       </w:tr>
       <w:tr>
-        <w:tblPrEx>
-          <w:tblCellMar>
-            <w:top w:w="0" w:type="dxa"/>
-            <w:bottom w:w="0" w:type="dxa"/>
-          </w:tblCellMar>
-        </w:tblPrEx>
         <w:tc>
           <w:tcPr>
             <w:tcW w:w="400" w:type="dxa"/>
@@ -2145,7 +2091,6 @@
                 <w:sz w:val="24"/>
                 <w:szCs w:val="24"/>
               </w:rPr>
-              <w:lastRenderedPageBreak/>
               <w:t>9</w:t>
             </w:r>
           </w:p>
@@ -2260,12 +2205,6 @@
         </w:tc>
       </w:tr>
       <w:tr>
-        <w:tblPrEx>
-          <w:tblCellMar>
-            <w:top w:w="0" w:type="dxa"/>
-            <w:bottom w:w="0" w:type="dxa"/>
-          </w:tblCellMar>
-        </w:tblPrEx>
         <w:tc>
           <w:tcPr>
             <w:tcW w:w="400" w:type="dxa"/>
@@ -2403,12 +2342,6 @@
         </w:tc>
       </w:tr>
       <w:tr>
-        <w:tblPrEx>
-          <w:tblCellMar>
-            <w:top w:w="0" w:type="dxa"/>
-            <w:bottom w:w="0" w:type="dxa"/>
-          </w:tblCellMar>
-        </w:tblPrEx>
         <w:tc>
           <w:tcPr>
             <w:tcW w:w="400" w:type="dxa"/>
@@ -2546,12 +2479,6 @@
         </w:tc>
       </w:tr>
       <w:tr>
-        <w:tblPrEx>
-          <w:tblCellMar>
-            <w:top w:w="0" w:type="dxa"/>
-            <w:bottom w:w="0" w:type="dxa"/>
-          </w:tblCellMar>
-        </w:tblPrEx>
         <w:tc>
           <w:tcPr>
             <w:tcW w:w="400" w:type="dxa"/>
@@ -2689,12 +2616,6 @@
         </w:tc>
       </w:tr>
       <w:tr>
-        <w:tblPrEx>
-          <w:tblCellMar>
-            <w:top w:w="0" w:type="dxa"/>
-            <w:bottom w:w="0" w:type="dxa"/>
-          </w:tblCellMar>
-        </w:tblPrEx>
         <w:tc>
           <w:tcPr>
             <w:tcW w:w="400" w:type="dxa"/>
@@ -2849,93 +2770,6 @@
           <w:szCs w:val="24"/>
         </w:rPr>
       </w:pPr>
-      <w:r>
-        <w:rPr>
-          <w:i/>
-          <w:iCs/>
-          <w:color w:val="555555"/>
-          <w:sz w:val="24"/>
-          <w:szCs w:val="24"/>
-        </w:rPr>
-        <w:t>Every task above is scoped to ≤4 hours. If any task grows beyond that during the sprint, split it further so the Definition of Done stays a single checkable sentence — per the Charter's anti-black-box rule.</w:t>
-      </w:r>
-    </w:p>
-    <w:p>
-      <w:pPr>
-        <w:pStyle w:val="Heading2"/>
-        <w:spacing w:before="240" w:after="120"/>
-        <w:rPr>
-          <w:sz w:val="24"/>
-          <w:szCs w:val="24"/>
-        </w:rPr>
-      </w:pPr>
-      <w:r>
-        <w:rPr>
-          <w:sz w:val="24"/>
-          <w:szCs w:val="24"/>
-        </w:rPr>
-        <w:t>Notes / assumptions to update before submitting</w:t>
-      </w:r>
-    </w:p>
-    <w:p>
-      <w:pPr>
-        <w:pStyle w:val="ListParagraph"/>
-        <w:numPr>
-          <w:ilvl w:val="0"/>
-          <w:numId w:val="2"/>
-        </w:numPr>
-        <w:rPr>
-          <w:sz w:val="24"/>
-          <w:szCs w:val="24"/>
-        </w:rPr>
-      </w:pPr>
-      <w:r>
-        <w:rPr>
-          <w:sz w:val="24"/>
-          <w:szCs w:val="24"/>
-        </w:rPr>
-        <w:t>Replace all bracketed placeholders with real names, emails, and URLs.</w:t>
-      </w:r>
-    </w:p>
-    <w:p>
-      <w:pPr>
-        <w:pStyle w:val="ListParagraph"/>
-        <w:numPr>
-          <w:ilvl w:val="0"/>
-          <w:numId w:val="2"/>
-        </w:numPr>
-        <w:rPr>
-          <w:sz w:val="24"/>
-          <w:szCs w:val="24"/>
-        </w:rPr>
-      </w:pPr>
-      <w:r>
-        <w:rPr>
-          <w:sz w:val="24"/>
-          <w:szCs w:val="24"/>
-        </w:rPr>
-        <w:t>Task owners are assigned by role — map them to your actual teammates.</w:t>
-      </w:r>
-    </w:p>
-    <w:p>
-      <w:pPr>
-        <w:pStyle w:val="ListParagraph"/>
-        <w:numPr>
-          <w:ilvl w:val="0"/>
-          <w:numId w:val="2"/>
-        </w:numPr>
-        <w:rPr>
-          <w:sz w:val="24"/>
-          <w:szCs w:val="24"/>
-        </w:rPr>
-      </w:pPr>
-      <w:r>
-        <w:rPr>
-          <w:sz w:val="24"/>
-          <w:szCs w:val="24"/>
-        </w:rPr>
-        <w:t>If your team is building a self-serve dashboard or backend automation instead of a chatbot, adjust tasks 3–9 to match your chosen tech approach; the Charter (Part A) doesn't need to change.</w:t>
-      </w:r>
     </w:p>
     <w:sectPr>
       <w:pgSz w:w="12240" w:h="15840"/>
